--- a/word_reports/LP_0079_위치_221_Billy Joel_The Stranger.docx
+++ b/word_reports/LP_0079_위치_221_Billy Joel_The Stranger.docx
@@ -4,7 +4,7 @@
   <w:body>
     <w:p>
       <w:pPr>
-        <w:spacing w:after="280"/>
+        <w:spacing w:after="80"/>
       </w:pPr>
       <w:r>
         <w:rPr w:rFonts="맑은 고딕">
@@ -13,94 +13,47 @@
           <w:color w:val="1E3A8A"/>
           <w:sz w:val="30"/>
         </w:rPr>
-        <w:t>[221] Billy Joel - The Stranger</w:t>
+        <w:t>Billy Joel (빌리 조엘) - The Stranger</w:t>
       </w:r>
     </w:p>
     <w:p>
       <w:pPr>
-        <w:spacing w:after="320"/>
+        <w:spacing w:after="240"/>
       </w:pPr>
       <w:r>
         <w:rPr w:rFonts="맑은 고딕">
           <w:rFonts w:ascii="맑은 고딕" w:hAnsi="맑은 고딕" w:eastAsia="맑은 고딕"/>
           <w:b/>
-          <w:sz w:val="20"/>
+          <w:color w:val="4B5563"/>
+          <w:sz w:val="22"/>
         </w:rPr>
-        <w:t>■ 위치 : 221</w:t>
-        <w:br/>
-      </w:r>
-      <w:r>
-        <w:rPr w:rFonts="맑은 고딕">
-          <w:rFonts w:ascii="맑은 고딕" w:hAnsi="맑은 고딕" w:eastAsia="맑은 고딕"/>
-          <w:b/>
-          <w:sz w:val="20"/>
-        </w:rPr>
-        <w:t>■ 아티스트 : Billy Joel</w:t>
-        <w:br/>
-      </w:r>
-      <w:r>
-        <w:rPr w:rFonts="맑은 고딕">
-          <w:rFonts w:ascii="맑은 고딕" w:hAnsi="맑은 고딕" w:eastAsia="맑은 고딕"/>
-          <w:b/>
-          <w:sz w:val="20"/>
-        </w:rPr>
-        <w:t>■ 앨범명 : The Stranger</w:t>
-        <w:br/>
-      </w:r>
-      <w:r>
-        <w:rPr w:rFonts="맑은 고딕">
-          <w:rFonts w:ascii="맑은 고딕" w:hAnsi="맑은 고딕" w:eastAsia="맑은 고딕"/>
-          <w:b w:val="0"/>
-          <w:sz w:val="20"/>
-        </w:rPr>
-        <w:t>■ 음반 레이블 : Columbia Records</w:t>
-        <w:br/>
-      </w:r>
-      <w:r>
-        <w:rPr w:rFonts="맑은 고딕">
-          <w:rFonts w:ascii="맑은 고딕" w:hAnsi="맑은 고딕" w:eastAsia="맑은 고딕"/>
-          <w:b w:val="0"/>
-          <w:sz w:val="20"/>
-        </w:rPr>
-        <w:t>■ 발매년도 : 1977</w:t>
-        <w:br/>
-      </w:r>
-      <w:r>
-        <w:rPr w:rFonts="맑은 고딕">
-          <w:rFonts w:ascii="맑은 고딕" w:hAnsi="맑은 고딕" w:eastAsia="맑은 고딕"/>
-          <w:b w:val="0"/>
-          <w:sz w:val="20"/>
-        </w:rPr>
-        <w:t>■ 장르 : 팝 록(Pop Rock), 소프트 록(Soft Rock), 싱어송라이터(Singer-Songwriter)</w:t>
-        <w:br/>
-      </w:r>
-      <w:r>
-        <w:rPr w:rFonts="맑은 고딕">
-          <w:rFonts w:ascii="맑은 고딕" w:hAnsi="맑은 고딕" w:eastAsia="맑은 고딕"/>
-          <w:b w:val="0"/>
-          <w:sz w:val="20"/>
-        </w:rPr>
-        <w:t>■ 주요 수록곡 : - Movin' Out (Anthony's Song)</w:t>
-        <w:br/>
+        <w:t>위치 :  221</w:t>
       </w:r>
     </w:p>
     <w:p>
       <w:pPr>
-        <w:spacing w:after="160"/>
+        <w:spacing w:line="324" w:lineRule="auto" w:before="80" w:after="160"/>
       </w:pPr>
       <w:r>
         <w:rPr w:rFonts="맑은 고딕">
           <w:rFonts w:ascii="맑은 고딕" w:hAnsi="맑은 고딕" w:eastAsia="맑은 고딕"/>
           <w:b/>
           <w:color w:val="1F2937"/>
-          <w:sz w:val="24"/>
+          <w:sz w:val="22"/>
         </w:rPr>
-        <w:t>■ 음반 해설 및 감상 가이드</w:t>
+        <w:t xml:space="preserve">[음반 소개] </w:t>
+      </w:r>
+      <w:r>
+        <w:rPr w:rFonts="맑은 고딕">
+          <w:rFonts w:ascii="맑은 고딕" w:hAnsi="맑은 고딕" w:eastAsia="맑은 고딕"/>
+          <w:b w:val="0"/>
+          <w:sz w:val="21"/>
+        </w:rPr>
       </w:r>
     </w:p>
     <w:p>
       <w:pPr>
-        <w:spacing w:line="312" w:lineRule="auto" w:after="120"/>
+        <w:spacing w:line="324" w:lineRule="auto" w:after="120"/>
       </w:pPr>
       <w:r>
         <w:rPr w:rFonts="맑은 고딕">
@@ -108,51 +61,516 @@
           <w:b w:val="0"/>
           <w:sz w:val="21"/>
         </w:rPr>
-        <w:t>1977년에 발매된 빌리 조엘(Billy Joel)의 다섯 번째 정규 앨범 《The Stranger》는 그의 음악 여정에서 가장 눈부신 전성기의 시작을 알린 불멸의 명반입니다. 전설적인 프로듀서 필 라몬(Phil Ramone)과의 운명적인 만남을 통해 탄생한 이 음반은, 이전까지 상업적 성공과 비평적 평가 사이에서 갈팡질팡하던 빌리 조엘을 단숨에 세계적인 팝 스타의 반열에 올려놓았습니다. 미국 빌보드 앨범 차트 2위에 오르며 콜롬비아 레코드 역사상 가장 많이 판매된 솔로 앨범 중 하나로 기록된 이 작품은 70년대 아메리칸 팝-록의 위상을 한 단계 높인 세기의 걸작입니다.</w:t>
+        <w:t>1977년 발매된 《The Stranger》는 고뇌하던 한 음유시인이 대중음악사의 거대한 거장으로 찬연히 도약했음을 알린 기념비적인 명반입니다. 전설적인 프로듀서 필 라몬(Phil Ramone)과의 운명적인 만남을 통해 빚어진 이 음반은, 뉴욕 뒷골목의 쓸쓸한 정서와 세련된 멜로디 감각을 절묘하게 교차시키며 피아노 록의 미학적 정점을 선보입니다. 유려한 클래식적 건반 터치 위에 도시인의 페이소스와 낭만을 얹어낸 이 걸작은, 반세기가 지난 오늘날에도 턴테이블 위에서 여전히 따뜻하고도 서정적인 숨결을 뿜어냅니다.</w:t>
       </w:r>
     </w:p>
     <w:p>
       <w:pPr>
-        <w:spacing w:line="312" w:lineRule="auto" w:after="120"/>
+        <w:spacing w:line="324" w:lineRule="auto" w:before="200" w:after="80"/>
       </w:pPr>
+      <w:r>
+        <w:rPr w:rFonts="맑은 고딕">
+          <w:rFonts w:ascii="맑은 고딕" w:hAnsi="맑은 고딕" w:eastAsia="맑은 고딕"/>
+          <w:b/>
+          <w:color w:val="1E3A8A"/>
+          <w:sz w:val="24"/>
+        </w:rPr>
+        <w:t>1. 음반 데이터</w:t>
+      </w:r>
+    </w:p>
+    <w:p>
+      <w:pPr>
+        <w:spacing w:line="324" w:lineRule="auto" w:after="80"/>
+      </w:pPr>
+      <w:r>
+        <w:rPr w:rFonts="맑은 고딕">
+          <w:rFonts w:ascii="맑은 고딕" w:hAnsi="맑은 고딕" w:eastAsia="맑은 고딕"/>
+          <w:b w:val="0"/>
+          <w:color w:val="6B7280"/>
+          <w:sz w:val="21"/>
+        </w:rPr>
+        <w:t xml:space="preserve">· </w:t>
+      </w:r>
+      <w:r>
+        <w:rPr w:rFonts="맑은 고딕">
+          <w:rFonts w:ascii="맑은 고딕" w:hAnsi="맑은 고딕" w:eastAsia="맑은 고딕"/>
+          <w:b/>
+          <w:color w:val="1F2937"/>
+          <w:sz w:val="21"/>
+        </w:rPr>
+        <w:t xml:space="preserve">앨범명: </w:t>
+      </w:r>
       <w:r>
         <w:rPr w:rFonts="맑은 고딕">
           <w:rFonts w:ascii="맑은 고딕" w:hAnsi="맑은 고딕" w:eastAsia="맑은 고딕"/>
           <w:b w:val="0"/>
           <w:sz w:val="21"/>
         </w:rPr>
-        <w:t>이 앨범은 빌리 조엘 특유의 정교한 피아노 연주와 다채로운 멜로디 감각, 그리고 뉴욕 특유의 도회적이고 낭만적인 감성이 조화롭게 어우러져 있습니다. 타이틀곡 'The Stranger'에서 들려오는 쓸쓸하면서도 중독성 있는 휘파람 소리와 강렬한 피아노 리프의 대비는 듣는 이의 감각을 순식간에 사로잡습니다. 또한, 빌리 조엘의 보컬은 때로는 호소력 짙고 정통 록적인 파워를 발산하며, 때로는 섬세하고 유려한 감성을 전달하여 각 곡이 지닌 특유의 서사시적 분위기를 완벽하게 표현해 냅니다.</w:t>
+        <w:t>The Stranger</w:t>
       </w:r>
     </w:p>
     <w:p>
       <w:pPr>
-        <w:spacing w:line="312" w:lineRule="auto" w:after="120"/>
+        <w:spacing w:line="324" w:lineRule="auto" w:after="80"/>
       </w:pPr>
+      <w:r>
+        <w:rPr w:rFonts="맑은 고딕">
+          <w:rFonts w:ascii="맑은 고딕" w:hAnsi="맑은 고딕" w:eastAsia="맑은 고딕"/>
+          <w:b w:val="0"/>
+          <w:color w:val="6B7280"/>
+          <w:sz w:val="21"/>
+        </w:rPr>
+        <w:t xml:space="preserve">· </w:t>
+      </w:r>
+      <w:r>
+        <w:rPr w:rFonts="맑은 고딕">
+          <w:rFonts w:ascii="맑은 고딕" w:hAnsi="맑은 고딕" w:eastAsia="맑은 고딕"/>
+          <w:b/>
+          <w:color w:val="1F2937"/>
+          <w:sz w:val="21"/>
+        </w:rPr>
+        <w:t xml:space="preserve">아티스트: </w:t>
+      </w:r>
       <w:r>
         <w:rPr w:rFonts="맑은 고딕">
           <w:rFonts w:ascii="맑은 고딕" w:hAnsi="맑은 고딕" w:eastAsia="맑은 고딕"/>
           <w:b w:val="0"/>
           <w:sz w:val="21"/>
         </w:rPr>
-        <w:t>수록곡 하나하나가 단일 싱글로서도 완벽한 완성도를 자랑합니다. 그래미 어워드 '올해의 노래'와 '올해의 레코드'를 동시에 거머쥔 로맨틱한 발라드 'Just the Way You Are'는 재즈 색소폰의 거장 필 우즈(Phil Woods)의 연주가 더해져 영원한 클래식이 되었습니다. 이에 더해 7분이 넘는 대곡 'Scenes from an Italian Restaurant'은 청춘의 찬란함과 씁쓸함을 다채로운 모음곡 형식으로 완성해 낸 빌리 조엘 음악의 정수이며, 삶의 속도에 대해 조용히 조언을 건네는 'Vienna'와 섬세한 포크 감성의 'She's Always a Woman' 역시 시대를 넘어 깊은 여운을 남깁니다.</w:t>
+        <w:t>Billy Joel (빌리 조엘)</w:t>
       </w:r>
     </w:p>
     <w:p>
       <w:pPr>
-        <w:spacing w:line="312" w:lineRule="auto" w:after="120"/>
+        <w:spacing w:line="324" w:lineRule="auto" w:after="80"/>
       </w:pPr>
+      <w:r>
+        <w:rPr w:rFonts="맑은 고딕">
+          <w:rFonts w:ascii="맑은 고딕" w:hAnsi="맑은 고딕" w:eastAsia="맑은 고딕"/>
+          <w:b w:val="0"/>
+          <w:color w:val="6B7280"/>
+          <w:sz w:val="21"/>
+        </w:rPr>
+        <w:t xml:space="preserve">· </w:t>
+      </w:r>
+      <w:r>
+        <w:rPr w:rFonts="맑은 고딕">
+          <w:rFonts w:ascii="맑은 고딕" w:hAnsi="맑은 고딕" w:eastAsia="맑은 고딕"/>
+          <w:b/>
+          <w:color w:val="1F2937"/>
+          <w:sz w:val="21"/>
+        </w:rPr>
+        <w:t xml:space="preserve">발매 정보: </w:t>
+      </w:r>
       <w:r>
         <w:rPr w:rFonts="맑은 고딕">
           <w:rFonts w:ascii="맑은 고딕" w:hAnsi="맑은 고딕" w:eastAsia="맑은 고딕"/>
           <w:b w:val="0"/>
           <w:sz w:val="21"/>
         </w:rPr>
-        <w:t>《The Stranger》는 음악적 상업성과 예술성이 완벽한 균형을 이룬 모범 답안과도 같은 음반입니다. 필 라몬의 섬세하고 풍성한 프로덕션 덕분에 LP의 아날로그 그루브를 통해 감상할 때 피아노의 따뜻한 울림과 밴드 세션의 공간감이 더욱 극대화됩니다. 시대를 초월하는 멜로디의 힘과 청춘의 초상이 숨 쉬는 이 앨범은, 바이닐 컬렉터라면 반드시 소장하고 감상해야 할 대중음악사의 위대한 유산입니다.</w:t>
+        <w:t>1977년 9월 29일 컬럼비아 레코드(Columbia Records)를 통해 발매된 빌리 조엘의 통산 다섯 번째 정규 스튜디오 앨범입니다. 이전 작들의 상업적 부진을 딛고 자신의 투어 밴드 세션과 함께 필 라몬의 탁월한 프로듀싱을 결합하여 완벽한 음악적 정체성을 확립한 전환점적 작품입니다.</w:t>
+      </w:r>
+    </w:p>
+    <w:p>
+      <w:pPr>
+        <w:spacing w:line="324" w:lineRule="auto" w:after="80"/>
+      </w:pPr>
+      <w:r>
+        <w:rPr w:rFonts="맑은 고딕">
+          <w:rFonts w:ascii="맑은 고딕" w:hAnsi="맑은 고딕" w:eastAsia="맑은 고딕"/>
+          <w:b w:val="0"/>
+          <w:color w:val="6B7280"/>
+          <w:sz w:val="21"/>
+        </w:rPr>
+        <w:t xml:space="preserve">· </w:t>
+      </w:r>
+      <w:r>
+        <w:rPr w:rFonts="맑은 고딕">
+          <w:rFonts w:ascii="맑은 고딕" w:hAnsi="맑은 고딕" w:eastAsia="맑은 고딕"/>
+          <w:b/>
+          <w:color w:val="1F2937"/>
+          <w:sz w:val="21"/>
+        </w:rPr>
+        <w:t xml:space="preserve">LP 인기도(판매량): </w:t>
+      </w:r>
+      <w:r>
+        <w:rPr w:rFonts="맑은 고딕">
+          <w:rFonts w:ascii="맑은 고딕" w:hAnsi="맑은 고딕" w:eastAsia="맑은 고딕"/>
+          <w:b w:val="0"/>
+          <w:sz w:val="21"/>
+        </w:rPr>
+        <w:t>빌보드 200 앨범 차트 2위를 기록하며 대중적인 신드롬을 일으켰고, 미국 내에서만 1,000만 장 이상의 판매고를 올려 RIAA '다이아몬드' 인증을 획득했습니다. 이후 마이클 잭슨의 《Thriller》가 발매되기 전까지 컬럼비아 레코드 역사상 가장 많이 팔린 베스트셀러 앨범의 영예를 지켰습니다.</w:t>
+      </w:r>
+    </w:p>
+    <w:p>
+      <w:pPr>
+        <w:spacing w:line="324" w:lineRule="auto" w:after="80"/>
+      </w:pPr>
+      <w:r>
+        <w:rPr w:rFonts="맑은 고딕">
+          <w:rFonts w:ascii="맑은 고딕" w:hAnsi="맑은 고딕" w:eastAsia="맑은 고딕"/>
+          <w:b w:val="0"/>
+          <w:color w:val="6B7280"/>
+          <w:sz w:val="21"/>
+        </w:rPr>
+        <w:t xml:space="preserve">· </w:t>
+      </w:r>
+      <w:r>
+        <w:rPr w:rFonts="맑은 고딕">
+          <w:rFonts w:ascii="맑은 고딕" w:hAnsi="맑은 고딕" w:eastAsia="맑은 고딕"/>
+          <w:b/>
+          <w:color w:val="1F2937"/>
+          <w:sz w:val="21"/>
+        </w:rPr>
+        <w:t xml:space="preserve">각종 수상경력: </w:t>
+      </w:r>
+      <w:r>
+        <w:rPr w:rFonts="맑은 고딕">
+          <w:rFonts w:ascii="맑은 고딕" w:hAnsi="맑은 고딕" w:eastAsia="맑은 고딕"/>
+          <w:b w:val="0"/>
+          <w:sz w:val="21"/>
+        </w:rPr>
+        <w:t>1979년 제21회 그래미 어워드에서 수록곡 〈Just the Way You Are〉로 '올해의 레코드(Record of the Year)'와 '올해의 노래(Song of the Year)'를 동시에 거머쥐었습니다. 롤링 스톤 선정 '역대 최고의 명반 500선'에 꾸준히 이름을 올리고 있으며, 2008년 그래미 명예의 전당(Grammy Hall of Fame)에 헌액되어 그 권위를 확고히 공인받았습니다.</w:t>
+      </w:r>
+    </w:p>
+    <w:p>
+      <w:pPr>
+        <w:spacing w:line="324" w:lineRule="auto" w:before="200" w:after="80"/>
+      </w:pPr>
+      <w:r>
+        <w:rPr w:rFonts="맑은 고딕">
+          <w:rFonts w:ascii="맑은 고딕" w:hAnsi="맑은 고딕" w:eastAsia="맑은 고딕"/>
+          <w:b/>
+          <w:color w:val="1E3A8A"/>
+          <w:sz w:val="24"/>
+        </w:rPr>
+        <w:t>2. 아티스트 정보</w:t>
+      </w:r>
+    </w:p>
+    <w:p>
+      <w:pPr>
+        <w:spacing w:line="324" w:lineRule="auto" w:after="80"/>
+      </w:pPr>
+      <w:r>
+        <w:rPr w:rFonts="맑은 고딕">
+          <w:rFonts w:ascii="맑은 고딕" w:hAnsi="맑은 고딕" w:eastAsia="맑은 고딕"/>
+          <w:b w:val="0"/>
+          <w:color w:val="6B7280"/>
+          <w:sz w:val="21"/>
+        </w:rPr>
+        <w:t xml:space="preserve">· </w:t>
+      </w:r>
+      <w:r>
+        <w:rPr w:rFonts="맑은 고딕">
+          <w:rFonts w:ascii="맑은 고딕" w:hAnsi="맑은 고딕" w:eastAsia="맑은 고딕"/>
+          <w:b/>
+          <w:color w:val="1F2937"/>
+          <w:sz w:val="21"/>
+        </w:rPr>
+        <w:t xml:space="preserve">국적: </w:t>
+      </w:r>
+      <w:r>
+        <w:rPr w:rFonts="맑은 고딕">
+          <w:rFonts w:ascii="맑은 고딕" w:hAnsi="맑은 고딕" w:eastAsia="맑은 고딕"/>
+          <w:b w:val="0"/>
+          <w:sz w:val="21"/>
+        </w:rPr>
+        <w:t>미국</w:t>
+      </w:r>
+    </w:p>
+    <w:p>
+      <w:pPr>
+        <w:spacing w:line="324" w:lineRule="auto" w:after="80"/>
+      </w:pPr>
+      <w:r>
+        <w:rPr w:rFonts="맑은 고딕">
+          <w:rFonts w:ascii="맑은 고딕" w:hAnsi="맑은 고딕" w:eastAsia="맑은 고딕"/>
+          <w:b w:val="0"/>
+          <w:color w:val="6B7280"/>
+          <w:sz w:val="21"/>
+        </w:rPr>
+        <w:t xml:space="preserve">· </w:t>
+      </w:r>
+      <w:r>
+        <w:rPr w:rFonts="맑은 고딕">
+          <w:rFonts w:ascii="맑은 고딕" w:hAnsi="맑은 고딕" w:eastAsia="맑은 고딕"/>
+          <w:b/>
+          <w:color w:val="1F2937"/>
+          <w:sz w:val="21"/>
+        </w:rPr>
+        <w:t xml:space="preserve">생몰년도: </w:t>
+      </w:r>
+      <w:r>
+        <w:rPr w:rFonts="맑은 고딕">
+          <w:rFonts w:ascii="맑은 고딕" w:hAnsi="맑은 고딕" w:eastAsia="맑은 고딕"/>
+          <w:b w:val="0"/>
+          <w:sz w:val="21"/>
+        </w:rPr>
+        <w:t>1949년 5월 9일 ~ 현재</w:t>
+      </w:r>
+    </w:p>
+    <w:p>
+      <w:pPr>
+        <w:spacing w:line="324" w:lineRule="auto" w:after="80"/>
+      </w:pPr>
+      <w:r>
+        <w:rPr w:rFonts="맑은 고딕">
+          <w:rFonts w:ascii="맑은 고딕" w:hAnsi="맑은 고딕" w:eastAsia="맑은 고딕"/>
+          <w:b w:val="0"/>
+          <w:color w:val="6B7280"/>
+          <w:sz w:val="21"/>
+        </w:rPr>
+        <w:t xml:space="preserve">· </w:t>
+      </w:r>
+      <w:r>
+        <w:rPr w:rFonts="맑은 고딕">
+          <w:rFonts w:ascii="맑은 고딕" w:hAnsi="맑은 고딕" w:eastAsia="맑은 고딕"/>
+          <w:b/>
+          <w:color w:val="1F2937"/>
+          <w:sz w:val="21"/>
+        </w:rPr>
+        <w:t xml:space="preserve">그룹 소속: </w:t>
+      </w:r>
+      <w:r>
+        <w:rPr w:rFonts="맑은 고딕">
+          <w:rFonts w:ascii="맑은 고딕" w:hAnsi="맑은 고딕" w:eastAsia="맑은 고딕"/>
+          <w:b w:val="0"/>
+          <w:sz w:val="21"/>
+        </w:rPr>
+        <w:t>솔로</w:t>
+      </w:r>
+    </w:p>
+    <w:p>
+      <w:pPr>
+        <w:spacing w:line="324" w:lineRule="auto" w:after="80"/>
+      </w:pPr>
+      <w:r>
+        <w:rPr w:rFonts="맑은 고딕">
+          <w:rFonts w:ascii="맑은 고딕" w:hAnsi="맑은 고딕" w:eastAsia="맑은 고딕"/>
+          <w:b w:val="0"/>
+          <w:color w:val="6B7280"/>
+          <w:sz w:val="21"/>
+        </w:rPr>
+        <w:t xml:space="preserve">· </w:t>
+      </w:r>
+      <w:r>
+        <w:rPr w:rFonts="맑은 고딕">
+          <w:rFonts w:ascii="맑은 고딕" w:hAnsi="맑은 고딕" w:eastAsia="맑은 고딕"/>
+          <w:b/>
+          <w:color w:val="1F2937"/>
+          <w:sz w:val="21"/>
+        </w:rPr>
+        <w:t xml:space="preserve">아티스트 소개: </w:t>
+      </w:r>
+      <w:r>
+        <w:rPr w:rFonts="맑은 고딕">
+          <w:rFonts w:ascii="맑은 고딕" w:hAnsi="맑은 고딕" w:eastAsia="맑은 고딕"/>
+          <w:b w:val="0"/>
+          <w:sz w:val="21"/>
+        </w:rPr>
+        <w:t>클래식 피아노 교육을 바탕으로 록앤롤의 야성미와 브로드웨이의 극적 감성을 절묘하게 융합해 낸 '피아노 맨'이자 팝 역사의 독보적인 스토리텔러입니다. 뉴욕의 풍경과 소시민들의 희로애락을 지극히 서정적이면서도 지적인 멜로디로 풀어내며, 20세기 후반 팝 음악계에서 가장 위대한 싱어송라이터 중 한 명으로 추앙받고 있습니다.</w:t>
+      </w:r>
+    </w:p>
+    <w:p>
+      <w:pPr>
+        <w:spacing w:line="324" w:lineRule="auto" w:before="200" w:after="80"/>
+      </w:pPr>
+      <w:r>
+        <w:rPr w:rFonts="맑은 고딕">
+          <w:rFonts w:ascii="맑은 고딕" w:hAnsi="맑은 고딕" w:eastAsia="맑은 고딕"/>
+          <w:b/>
+          <w:color w:val="1E3A8A"/>
+          <w:sz w:val="24"/>
+        </w:rPr>
+        <w:t>3. 음반 상세 분석</w:t>
+      </w:r>
+    </w:p>
+    <w:p>
+      <w:pPr>
+        <w:spacing w:line="324" w:lineRule="auto" w:after="80"/>
+      </w:pPr>
+      <w:r>
+        <w:rPr w:rFonts="맑은 고딕">
+          <w:rFonts w:ascii="맑은 고딕" w:hAnsi="맑은 고딕" w:eastAsia="맑은 고딕"/>
+          <w:b w:val="0"/>
+          <w:color w:val="6B7280"/>
+          <w:sz w:val="21"/>
+        </w:rPr>
+        <w:t xml:space="preserve">· </w:t>
+      </w:r>
+      <w:r>
+        <w:rPr w:rFonts="맑은 고딕">
+          <w:rFonts w:ascii="맑은 고딕" w:hAnsi="맑은 고딕" w:eastAsia="맑은 고딕"/>
+          <w:b/>
+          <w:color w:val="1F2937"/>
+          <w:sz w:val="21"/>
+        </w:rPr>
+        <w:t xml:space="preserve">역사적 위치: </w:t>
+      </w:r>
+      <w:r>
+        <w:rPr w:rFonts="맑은 고딕">
+          <w:rFonts w:ascii="맑은 고딕" w:hAnsi="맑은 고딕" w:eastAsia="맑은 고딕"/>
+          <w:b w:val="0"/>
+          <w:sz w:val="21"/>
+        </w:rPr>
+        <w:t>펑크 록의 태동과 디스코의 거센 열풍 속에서도 피아노 기반의 정통 팝·록이 어떻게 대중성과 예술적 품격을 극대화할 수 있는지를 완벽하게 증명한 앨범입니다. 빌리 조엘의 유려한 송라이팅과 필 라몬의 섬세한 스튜디오 마법이 일궈낸 이 작품은, 훗날 등장하는 어덜트 컨템퍼러리와 팝 록 싱어송라이터들에게 불멸의 교과서가 되었습니다.</w:t>
+      </w:r>
+    </w:p>
+    <w:p>
+      <w:pPr>
+        <w:spacing w:line="324" w:lineRule="auto" w:after="80"/>
+      </w:pPr>
+      <w:r>
+        <w:rPr w:rFonts="맑은 고딕">
+          <w:rFonts w:ascii="맑은 고딕" w:hAnsi="맑은 고딕" w:eastAsia="맑은 고딕"/>
+          <w:b w:val="0"/>
+          <w:color w:val="6B7280"/>
+          <w:sz w:val="21"/>
+        </w:rPr>
+        <w:t xml:space="preserve">· </w:t>
+      </w:r>
+      <w:r>
+        <w:rPr w:rFonts="맑은 고딕">
+          <w:rFonts w:ascii="맑은 고딕" w:hAnsi="맑은 고딕" w:eastAsia="맑은 고딕"/>
+          <w:b/>
+          <w:color w:val="1F2937"/>
+          <w:sz w:val="21"/>
+        </w:rPr>
+        <w:t xml:space="preserve">시대의 흔적(스토리텔링): </w:t>
+      </w:r>
+      <w:r>
+        <w:rPr w:rFonts="맑은 고딕">
+          <w:rFonts w:ascii="맑은 고딕" w:hAnsi="맑은 고딕" w:eastAsia="맑은 고딕"/>
+          <w:b w:val="0"/>
+          <w:sz w:val="21"/>
+        </w:rPr>
+        <w:t>1970년대 후반 경제적 침체와 혼란을 겪던 미국 청춘들의 고단한 현실, 그리고 거대 도시 뉴욕의 차가운 빌딩 숲 이면에 숨겨진 인간 본연의 고독과 페르소나를 투영하고 있습니다. 낮에는 단정한 일상을 살아가지만 밤에는 내면의 또 다른 낯선 자아를 마주하는 도시인들의 복합적인 심경을 날카롭고도 따스한 시선으로 포착해 냈습니다.</w:t>
+      </w:r>
+    </w:p>
+    <w:p>
+      <w:pPr>
+        <w:spacing w:line="324" w:lineRule="auto" w:before="200" w:after="80"/>
+      </w:pPr>
+      <w:r>
+        <w:rPr w:rFonts="맑은 고딕">
+          <w:rFonts w:ascii="맑은 고딕" w:hAnsi="맑은 고딕" w:eastAsia="맑은 고딕"/>
+          <w:b/>
+          <w:color w:val="1E3A8A"/>
+          <w:sz w:val="24"/>
+        </w:rPr>
+        <w:t>4. 주요 수록곡 및 감상 제언</w:t>
+      </w:r>
+    </w:p>
+    <w:p>
+      <w:pPr>
+        <w:spacing w:line="324" w:lineRule="auto" w:after="80"/>
+      </w:pPr>
+      <w:r>
+        <w:rPr w:rFonts="맑은 고딕">
+          <w:rFonts w:ascii="맑은 고딕" w:hAnsi="맑은 고딕" w:eastAsia="맑은 고딕"/>
+          <w:b w:val="0"/>
+          <w:color w:val="6B7280"/>
+          <w:sz w:val="21"/>
+        </w:rPr>
+        <w:t xml:space="preserve">· </w:t>
+      </w:r>
+      <w:r>
+        <w:rPr w:rFonts="맑은 고딕">
+          <w:rFonts w:ascii="맑은 고딕" w:hAnsi="맑은 고딕" w:eastAsia="맑은 고딕"/>
+          <w:b/>
+          <w:color w:val="1F2937"/>
+          <w:sz w:val="21"/>
+        </w:rPr>
+        <w:t xml:space="preserve">주요 수록곡 특징: </w:t>
+      </w:r>
+      <w:r>
+        <w:rPr w:rFonts="맑은 고딕">
+          <w:rFonts w:ascii="맑은 고딕" w:hAnsi="맑은 고딕" w:eastAsia="맑은 고딕"/>
+          <w:b w:val="0"/>
+          <w:sz w:val="21"/>
+        </w:rPr>
+        <w:t>휘파람 소리로 시작해 고혹적인 펑키 리듬으로 전환되는 타이틀곡 〈The Stranger〉는 인간의 이중성을 탐구하는 철학적 서정성을 띠며, 재즈 색소포니스트 필 우즈의 감미로운 독주가 빛나는 〈Just the Way You Are〉는 영원불멸의 로맨티시즘을 선사합니다. 청춘의 방황을 다독이는 깊은 성찰의 발라드 〈Vienna〉와 한 편의 뮤지컬처럼 극적인 서사 구조를 지닌 7분여의 대곡 〈Scenes from an Italian Restaurant〉는 빌리 조엘 음악 세계의 절정을 대변합니다.</w:t>
+      </w:r>
+    </w:p>
+    <w:p>
+      <w:pPr>
+        <w:spacing w:line="324" w:lineRule="auto" w:after="80"/>
+      </w:pPr>
+      <w:r>
+        <w:rPr w:rFonts="맑은 고딕">
+          <w:rFonts w:ascii="맑은 고딕" w:hAnsi="맑은 고딕" w:eastAsia="맑은 고딕"/>
+          <w:b w:val="0"/>
+          <w:color w:val="6B7280"/>
+          <w:sz w:val="21"/>
+        </w:rPr>
+        <w:t xml:space="preserve">· </w:t>
+      </w:r>
+      <w:r>
+        <w:rPr w:rFonts="맑은 고딕">
+          <w:rFonts w:ascii="맑은 고딕" w:hAnsi="맑은 고딕" w:eastAsia="맑은 고딕"/>
+          <w:b/>
+          <w:color w:val="1F2937"/>
+          <w:sz w:val="21"/>
+        </w:rPr>
+        <w:t xml:space="preserve">빈티지 감상 제언: </w:t>
+      </w:r>
+      <w:r>
+        <w:rPr w:rFonts="맑은 고딕">
+          <w:rFonts w:ascii="맑은 고딕" w:hAnsi="맑은 고딕" w:eastAsia="맑은 고딕"/>
+          <w:b w:val="0"/>
+          <w:sz w:val="21"/>
+        </w:rPr>
+        <w:t>필 라몬 특유의 입체적이고도 온기 어린 사운드 스테이지는 아날로그 바이닐을 통해 비로소 온전한 생명력을 얻습니다. 진공관 앰프를 통해 은은하게 증폭되는 어쿠스틱 피아노의 타현(打絃) 공명과 색소폰의 거친 숨결, 그리고 그루브한 베이스 라인의 질감을 음미하며 감상할 때 깊은 울림을 전합니다.</w:t>
+      </w:r>
+    </w:p>
+    <w:p>
+      <w:pPr>
+        <w:spacing w:line="324" w:lineRule="auto" w:after="80"/>
+      </w:pPr>
+      <w:r>
+        <w:rPr w:rFonts="맑은 고딕">
+          <w:rFonts w:ascii="맑은 고딕" w:hAnsi="맑은 고딕" w:eastAsia="맑은 고딕"/>
+          <w:b w:val="0"/>
+          <w:color w:val="6B7280"/>
+          <w:sz w:val="21"/>
+        </w:rPr>
+        <w:t xml:space="preserve">· </w:t>
+      </w:r>
+      <w:r>
+        <w:rPr w:rFonts="맑은 고딕">
+          <w:rFonts w:ascii="맑은 고딕" w:hAnsi="맑은 고딕" w:eastAsia="맑은 고딕"/>
+          <w:b/>
+          <w:color w:val="1F2937"/>
+          <w:sz w:val="21"/>
+        </w:rPr>
+        <w:t xml:space="preserve">소장 가치: </w:t>
+      </w:r>
+      <w:r>
+        <w:rPr w:rFonts="맑은 고딕">
+          <w:rFonts w:ascii="맑은 고딕" w:hAnsi="맑은 고딕" w:eastAsia="맑은 고딕"/>
+          <w:b w:val="0"/>
+          <w:sz w:val="21"/>
+        </w:rPr>
+        <w:t>침대 위에 놓인 가면을 우두커니 응시하는 빌리 조엘의 상징적인 흑백 앨범 커버부터 수록곡 전체에 흐르는 완벽한 유기성까지, LP라는 예술적 포맷으로 소유했을 때 비로소 그 감동이 완성되는 클래식 컬렉터들의 필수 소장 음반입니다.</w:t>
+      </w:r>
+    </w:p>
+    <w:p>
+      <w:pPr>
+        <w:spacing w:line="324" w:lineRule="auto" w:after="120" w:before="160"/>
+      </w:pPr>
+      <w:r>
+        <w:rPr w:rFonts="맑은 고딕">
+          <w:rFonts w:ascii="맑은 고딕" w:hAnsi="맑은 고딕" w:eastAsia="맑은 고딕"/>
+          <w:b/>
+          <w:color w:val="4338CA"/>
+          <w:sz w:val="21"/>
+        </w:rPr>
+        <w:t>이 음반을 통해 아날로그 바늘 끝에서 피어오르는 뉴욕의 낭만과 고독, 그리고 빌리 조엘의 찬란한 건반 선율이 전해주는 감동을 다시 한번 경험해 보시는 것은 어떨까요?</w:t>
       </w:r>
     </w:p>
     <w:sectPr>
       <w:pgSz w:w="12240" w:h="15840"/>
-      <w:pgMar w:top="1440" w:right="1440" w:bottom="1440" w:left="1440" w:header="720" w:footer="720" w:gutter="0"/>
+      <w:pgMar w:top="1152" w:right="1296" w:bottom="1152" w:left="1296" w:header="720" w:footer="720" w:gutter="0"/>
       <w:cols w:space="720"/>
       <w:docGrid w:linePitch="360"/>
     </w:sectPr>

--- a/word_reports/LP_0079_위치_221_Billy Joel_The Stranger.docx
+++ b/word_reports/LP_0079_위치_221_Billy Joel_The Stranger.docx
@@ -32,7 +32,7 @@
     </w:p>
     <w:p>
       <w:pPr>
-        <w:spacing w:line="324" w:lineRule="auto" w:before="80" w:after="160"/>
+        <w:spacing w:line="324" w:lineRule="auto" w:before="80" w:after="120"/>
       </w:pPr>
       <w:r>
         <w:rPr w:rFonts="맑은 고딕">
@@ -42,13 +42,6 @@
           <w:sz w:val="22"/>
         </w:rPr>
         <w:t xml:space="preserve">[음반 소개] </w:t>
-      </w:r>
-      <w:r>
-        <w:rPr w:rFonts="맑은 고딕">
-          <w:rFonts w:ascii="맑은 고딕" w:hAnsi="맑은 고딕" w:eastAsia="맑은 고딕"/>
-          <w:b w:val="0"/>
-          <w:sz w:val="21"/>
-        </w:rPr>
       </w:r>
     </w:p>
     <w:p>
@@ -61,7 +54,33 @@
           <w:b w:val="0"/>
           <w:sz w:val="21"/>
         </w:rPr>
-        <w:t>1977년 발매된 《The Stranger》는 고뇌하던 한 음유시인이 대중음악사의 거대한 거장으로 찬연히 도약했음을 알린 기념비적인 명반입니다. 전설적인 프로듀서 필 라몬(Phil Ramone)과의 운명적인 만남을 통해 빚어진 이 음반은, 뉴욕 뒷골목의 쓸쓸한 정서와 세련된 멜로디 감각을 절묘하게 교차시키며 피아노 록의 미학적 정점을 선보입니다. 유려한 클래식적 건반 터치 위에 도시인의 페이소스와 낭만을 얹어낸 이 걸작은, 반세기가 지난 오늘날에도 턴테이블 위에서 여전히 따뜻하고도 서정적인 숨결을 뿜어냅니다.</w:t>
+        <w:t>1977년 가을, 뉴욕의 마천루 사이로 스산한 바람이 불어오던 계절에 대중음악사의 흐름을 영원히 바꾸어 놓은 한 장의 걸작이 탄생했습니다. 바로 빌리 조엘의 다섯 번째 정규 앨범이자 그의 음악 인생에 찬란한 분수령을 이룬 《The Stranger》입니다. 이전까지 상업적 성공과 실패의 경계에서 방황하던 젊은 피아니스트는, 명 프로듀서 필 라몬(Phil Ramone)과의 운명적인 조우를 통해 비로소 자신의 내면에 잠들어 있던 모든 예술적 잠재력을 남김없이 쏟아붓게 됩니다. 이 앨범은 단순한 팝 음반의 궤도를 훌쩍 뛰어넘어, 브로드웨이의 극적인 서사와 클래식의 엄격한 구조미, 그리고 로큰롤의 야생적 활력이 경이롭게 직조된 음악적 모뉴먼트입니다.</w:t>
+      </w:r>
+    </w:p>
+    <w:p>
+      <w:pPr>
+        <w:spacing w:line="324" w:lineRule="auto" w:after="120"/>
+      </w:pPr>
+      <w:r>
+        <w:rPr w:rFonts="맑은 고딕">
+          <w:rFonts w:ascii="맑은 고딕" w:hAnsi="맑은 고딕" w:eastAsia="맑은 고딕"/>
+          <w:b w:val="0"/>
+          <w:sz w:val="21"/>
+        </w:rPr>
+        <w:t>빌리 조엘은 이 음반을 통해 화려한 대도시의 그늘 뒤에 숨겨진 인간의 다층적인 자아를 예리하게 통찰합니다. 타이틀곡에서 울려 퍼지는 서늘한 휘파람 소리와 침대 곁에 놓인 복면 마스크의 앨범 커버는, 타인에게 결코 온전히 드러낼 수 없는 인간 내면의 '이방인(The Stranger)'을 은유하며 현대인들이 짊어진 숙명적 고독과 페르소나를 정면으로 응시합니다. 그러나 그의 시선은 냉소에 머물지 않습니다. 이탈리안 레스토랑의 식탁 위에서 흘러가는 세월을 애틋하게 관조하고, 가장 진실한 모습 그대로를 사랑하겠다는 고백을 건네며, 도시의 삭막함을 온기 어린 휴머니즘의 서정으로 어루만집니다.</w:t>
+      </w:r>
+    </w:p>
+    <w:p>
+      <w:pPr>
+        <w:spacing w:line="324" w:lineRule="auto" w:after="120"/>
+      </w:pPr>
+      <w:r>
+        <w:rPr w:rFonts="맑은 고딕">
+          <w:rFonts w:ascii="맑은 고딕" w:hAnsi="맑은 고딕" w:eastAsia="맑은 고딕"/>
+          <w:b w:val="0"/>
+          <w:sz w:val="21"/>
+        </w:rPr>
+        <w:t>《The Stranger》가 세대를 초월하여 불멸의 울림을 전하는 이유는, 매끈하게 다듬어진 선율 이면에 삶을 치열하게 살아낸 자만이 빚어낼 수 있는 진솔한 땀방울과 낭만이 깃들어 있기 때문입니다. 건반을 내리치는 단호한 타건과 거친 숨결, 그리고 폐부를 찌르는 시적 노랫말은 반세기에 가까운 세월이 흐른 오늘날에도 여전히 우리의 가슴을 뒤흔듭니다. 바이닐의 소리골을 따라 회전하는 이 음반은 찬란했던 70년대 아날로그 팝 음악의 정점이자, 삶이라는 방황 속에서 나 자신을 마주하게 만드는 위대한 예술적 거울입니다.</w:t>
       </w:r>
     </w:p>
     <w:p>
@@ -168,7 +187,7 @@
           <w:b w:val="0"/>
           <w:sz w:val="21"/>
         </w:rPr>
-        <w:t>1977년 9월 29일 컬럼비아 레코드(Columbia Records)를 통해 발매된 빌리 조엘의 통산 다섯 번째 정규 스튜디오 앨범입니다. 이전 작들의 상업적 부진을 딛고 자신의 투어 밴드 세션과 함께 필 라몬의 탁월한 프로듀싱을 결합하여 완벽한 음악적 정체성을 확립한 전환점적 작품입니다.</w:t>
+        <w:t>1977년 9월 컬럼비아 레코드(Columbia Records) 발매. 명장 필 라몬(Phil Ramone)의 세련된 프로듀싱 아래 빌리 조엘의 송라이팅 역량과 밴드의 응집력이 완벽한 결실을 맺은 팝-록 역사의 불멸의 기념비입니다.</w:t>
       </w:r>
     </w:p>
     <w:p>
@@ -199,7 +218,7 @@
           <w:b w:val="0"/>
           <w:sz w:val="21"/>
         </w:rPr>
-        <w:t>빌보드 200 앨범 차트 2위를 기록하며 대중적인 신드롬을 일으켰고, 미국 내에서만 1,000만 장 이상의 판매고를 올려 RIAA '다이아몬드' 인증을 획득했습니다. 이후 마이클 잭슨의 《Thriller》가 발매되기 전까지 컬럼비아 레코드 역사상 가장 많이 팔린 베스트셀러 앨범의 영예를 지켰습니다.</w:t>
+        <w:t>발매 직후 빌보드 200 차트 2위까지 치솟았으며, 미국 내에서만 1,000만 장 이상의 경이적인 판매고를 기록해 RIAA 다이아몬드 인증을 획득했습니다. 당시 사이먼 앤 가펑클의 기록을 깨고 컬럼비아 레코드 역사상 최다 판매 음반으로 등극했습니다.</w:t>
       </w:r>
     </w:p>
     <w:p>
@@ -230,7 +249,7 @@
           <w:b w:val="0"/>
           <w:sz w:val="21"/>
         </w:rPr>
-        <w:t>1979년 제21회 그래미 어워드에서 수록곡 〈Just the Way You Are〉로 '올해의 레코드(Record of the Year)'와 '올해의 노래(Song of the Year)'를 동시에 거머쥐었습니다. 롤링 스톤 선정 '역대 최고의 명반 500선'에 꾸준히 이름을 올리고 있으며, 2008년 그래미 명예의 전당(Grammy Hall of Fame)에 헌액되어 그 권위를 확고히 공인받았습니다.</w:t>
+        <w:t>1979년 제21회 그래미 어워드에서 '올해의 레코드(Record of the Year)'와 '올해의 노래(Song of the Year)'를 석권하였으며, 롤링 스톤 선정 '역대 가장 위대한 앨범 500선'에 영구히 이름을 올리고 있습니다.</w:t>
       </w:r>
     </w:p>
     <w:p>
@@ -275,7 +294,7 @@
           <w:b w:val="0"/>
           <w:sz w:val="21"/>
         </w:rPr>
-        <w:t>미국</w:t>
+        <w:t>미국 (United States)</w:t>
       </w:r>
     </w:p>
     <w:p>
@@ -306,7 +325,7 @@
           <w:b w:val="0"/>
           <w:sz w:val="21"/>
         </w:rPr>
-        <w:t>1949년 5월 9일 ~ 현재</w:t>
+        <w:t>1949년 5월 9일 출생</w:t>
       </w:r>
     </w:p>
     <w:p>
@@ -337,7 +356,7 @@
           <w:b w:val="0"/>
           <w:sz w:val="21"/>
         </w:rPr>
-        <w:t>솔로</w:t>
+        <w:t>솔로 아티스트 (Solo Artist)</w:t>
       </w:r>
     </w:p>
     <w:p>
@@ -368,7 +387,7 @@
           <w:b w:val="0"/>
           <w:sz w:val="21"/>
         </w:rPr>
-        <w:t>클래식 피아노 교육을 바탕으로 록앤롤의 야성미와 브로드웨이의 극적 감성을 절묘하게 융합해 낸 '피아노 맨'이자 팝 역사의 독보적인 스토리텔러입니다. 뉴욕의 풍경과 소시민들의 희로애락을 지극히 서정적이면서도 지적인 멜로디로 풀어내며, 20세기 후반 팝 음악계에서 가장 위대한 싱어송라이터 중 한 명으로 추앙받고 있습니다.</w:t>
+        <w:t>서정적인 클래식의 기품과 역동적인 로큰롤의 맥박을 피아노 건반 위에서 완벽히 융합해 낸 미국의 독보적인 싱어송라이터입니다. 도시 소시민들의 일상과 애환을 문학적인 서사로 포착해 내며 '피아노 맨'이라는 영원한 칭호와 함께 20세기 대중음악의 거장으로 추앙받고 있습니다.</w:t>
       </w:r>
     </w:p>
     <w:p>
@@ -413,7 +432,7 @@
           <w:b w:val="0"/>
           <w:sz w:val="21"/>
         </w:rPr>
-        <w:t>펑크 록의 태동과 디스코의 거센 열풍 속에서도 피아노 기반의 정통 팝·록이 어떻게 대중성과 예술적 품격을 극대화할 수 있는지를 완벽하게 증명한 앨범입니다. 빌리 조엘의 유려한 송라이팅과 필 라몬의 섬세한 스튜디오 마법이 일궈낸 이 작품은, 훗날 등장하는 어덜트 컨템퍼러리와 팝 록 싱어송라이터들에게 불멸의 교과서가 되었습니다.</w:t>
+        <w:t>1970년대 후반 팝-록의 음악적 완성도를 극한으로 끌어올린 걸작으로 평가받습니다. 예술적 진지함과 대중적 흡인력 사이의 완벽한 균형을 증명하며, 싱어송라이터 장르가 나아갈 수 있는 가장 이상적인 정점을 보여준 음악사적 이정표입니다.</w:t>
       </w:r>
     </w:p>
     <w:p>
@@ -444,7 +463,7 @@
           <w:b w:val="0"/>
           <w:sz w:val="21"/>
         </w:rPr>
-        <w:t>1970년대 후반 경제적 침체와 혼란을 겪던 미국 청춘들의 고단한 현실, 그리고 거대 도시 뉴욕의 차가운 빌딩 숲 이면에 숨겨진 인간 본연의 고독과 페르소나를 투영하고 있습니다. 낮에는 단정한 일상을 살아가지만 밤에는 내면의 또 다른 낯선 자아를 마주하는 도시인들의 복합적인 심경을 날카롭고도 따스한 시선으로 포착해 냈습니다.</w:t>
+        <w:t>파산과 범죄, 환멸이 교차하던 1970년대 후반 뉴욕의 거친 공기와, 아메리칸드림의 균열 속에서 정체성을 찾으려 고뇌하던 당대 청춘들의 방황을 진솔하면서도 낭만적인 필치로 기록해 낸 시대의 자화상입니다.</w:t>
       </w:r>
     </w:p>
     <w:p>
@@ -489,7 +508,7 @@
           <w:b w:val="0"/>
           <w:sz w:val="21"/>
         </w:rPr>
-        <w:t>휘파람 소리로 시작해 고혹적인 펑키 리듬으로 전환되는 타이틀곡 〈The Stranger〉는 인간의 이중성을 탐구하는 철학적 서정성을 띠며, 재즈 색소포니스트 필 우즈의 감미로운 독주가 빛나는 〈Just the Way You Are〉는 영원불멸의 로맨티시즘을 선사합니다. 청춘의 방황을 다독이는 깊은 성찰의 발라드 〈Vienna〉와 한 편의 뮤지컬처럼 극적인 서사 구조를 지닌 7분여의 대곡 〈Scenes from an Italian Restaurant〉는 빌리 조엘 음악 세계의 절정을 대변합니다.</w:t>
+        <w:t>고독한 휘파람과 관능적인 펑키 리듬으로 인간의 양면성을 노래한 'The Stranger', 필 우즈(Phil Woods)의 유려한 알토 색소폰과 지극한 순정이 빚어낸 영원한 사랑의 송가 'Just the Way You Are', 7분이 넘는 시간 동안 세 청춘의 엇갈린 궤적을 오페라처럼 웅장하게 펼쳐내는 명곡 'Scenes from an Italian Restaurant', 그리고 노동자 계급의 자존심과 현실적 번민을 경쾌한 록 비트에 담은 'Movin' Out (Anthony's Song)' 등 버릴 곡이 없는 완벽한 유기성을 자랑합니다.</w:t>
       </w:r>
     </w:p>
     <w:p>
@@ -520,7 +539,7 @@
           <w:b w:val="0"/>
           <w:sz w:val="21"/>
         </w:rPr>
-        <w:t>필 라몬 특유의 입체적이고도 온기 어린 사운드 스테이지는 아날로그 바이닐을 통해 비로소 온전한 생명력을 얻습니다. 진공관 앰프를 통해 은은하게 증폭되는 어쿠스틱 피아노의 타현(打絃) 공명과 색소폰의 거친 숨결, 그리고 그루브한 베이스 라인의 질감을 음미하며 감상할 때 깊은 울림을 전합니다.</w:t>
+        <w:t>필 라몬 특유의 입체적이고 온기 넘치는 공간 배치는 바이닐의 소리골을 통해 들을 때 비로소 그 진가를 발휘합니다. 턴테이블 카트리지가 그루브를 긁으며 피어오르는 피아노 해머의 묵직한 타건감, 브라스 세션의 따뜻한 공명감, 그리고 진공관 앰프를 타고 흐르는 조엘의 호소력 짙은 음색은 디지털 신호가 흉내 낼 수 없는 아날로그 사운드의 정수를 들려줍니다.</w:t>
       </w:r>
     </w:p>
     <w:p>
@@ -551,7 +570,7 @@
           <w:b w:val="0"/>
           <w:sz w:val="21"/>
         </w:rPr>
-        <w:t>침대 위에 놓인 가면을 우두커니 응시하는 빌리 조엘의 상징적인 흑백 앨범 커버부터 수록곡 전체에 흐르는 완벽한 유기성까지, LP라는 예술적 포맷으로 소유했을 때 비로소 그 감동이 완성되는 클래식 컬렉터들의 필수 소장 음반입니다.</w:t>
+        <w:t>뛰어난 음악적 완성도는 물론, 고독한 페르소나를 형상화한 매혹적인 아트워크까지 더해져 LP 컬렉터라면 반드시 청음실의 가장 중심에 갖추어 두어야 할 클래식 팝 바이닐의 정수입니다.</w:t>
       </w:r>
     </w:p>
     <w:p>
@@ -565,7 +584,7 @@
           <w:color w:val="4338CA"/>
           <w:sz w:val="21"/>
         </w:rPr>
-        <w:t>이 음반을 통해 아날로그 바늘 끝에서 피어오르는 뉴욕의 낭만과 고독, 그리고 빌리 조엘의 찬란한 건반 선율이 전해주는 감동을 다시 한번 경험해 보시는 것은 어떨까요?</w:t>
+        <w:t>이 음반을 통해 뉴욕의 쓸쓸한 바람결 속에서도 꺼지지 않는 인간미를 노래했던 피아노의 선율이 전해주는 감동을 다시 한번 경험해 보시는 것은 어떨까요?</w:t>
       </w:r>
     </w:p>
     <w:sectPr>
